--- a/Криптографияя/Описание функции по MVC...docx
+++ b/Криптографияя/Описание функции по MVC...docx
@@ -428,6 +428,15 @@
           <w:rFonts w:ascii="Times New Roman" w:hAnsi="Times New Roman" w:cs="Times New Roman"/>
           <w:sz w:val="28"/>
           <w:szCs w:val="28"/>
+          <w:lang w:val="en-US"/>
+        </w:rPr>
+        <w:t>Password</w:t>
+      </w:r>
+      <w:r>
+        <w:rPr>
+          <w:rFonts w:ascii="Times New Roman" w:hAnsi="Times New Roman" w:cs="Times New Roman"/>
+          <w:sz w:val="28"/>
+          <w:szCs w:val="28"/>
         </w:rPr>
         <w:t xml:space="preserve"> – </w:t>
       </w:r>
@@ -660,7 +669,7 @@
           <w:sz w:val="28"/>
           <w:szCs w:val="28"/>
         </w:rPr>
-        <w:t xml:space="preserve">сданная строка будет состоять из групп символов, выбранных в списке </w:t>
+        <w:t xml:space="preserve">данная строка будет состоять из групп символов, выбранных в списке </w:t>
       </w:r>
       <w:r>
         <w:rPr>
@@ -723,15 +732,7 @@
           <w:sz w:val="28"/>
           <w:szCs w:val="28"/>
         </w:rPr>
-        <w:t xml:space="preserve">_ - </w:t>
-      </w:r>
-      <w:r>
-        <w:rPr>
-          <w:rFonts w:ascii="Times New Roman" w:hAnsi="Times New Roman" w:cs="Times New Roman"/>
-          <w:sz w:val="28"/>
-          <w:szCs w:val="28"/>
-        </w:rPr>
-        <w:t xml:space="preserve">При каждом вызове GetRandomChar() генерирует случайный индекс от 0 до allSymbols.Length </w:t>
+        <w:t xml:space="preserve">_ - При каждом вызове GetRandomChar() генерирует случайный индекс от 0 до allSymbols.Length </w:t>
       </w:r>
       <w:r>
         <w:rPr>
@@ -784,60 +785,51 @@
           <w:szCs w:val="28"/>
           <w:lang w:val="en-US"/>
         </w:rPr>
-        <w:t>List&lt;int&gt;</w:t>
-      </w:r>
-      <w:r>
-        <w:rPr>
-          <w:rFonts w:ascii="Times New Roman" w:hAnsi="Times New Roman" w:cs="Times New Roman"/>
-          <w:sz w:val="28"/>
-          <w:szCs w:val="28"/>
-          <w:lang w:val="en-US"/>
-        </w:rPr>
-        <w:t xml:space="preserve"> </w:t>
-      </w:r>
-      <w:r>
-        <w:rPr>
-          <w:rFonts w:ascii="Times New Roman" w:hAnsi="Times New Roman" w:cs="Times New Roman"/>
-          <w:sz w:val="28"/>
-          <w:szCs w:val="28"/>
-          <w:lang w:val="en-US"/>
-        </w:rPr>
-        <w:t>selectedIndices</w:t>
-      </w:r>
-      <w:r>
-        <w:rPr>
-          <w:rFonts w:ascii="Times New Roman" w:hAnsi="Times New Roman" w:cs="Times New Roman"/>
-          <w:sz w:val="28"/>
-          <w:szCs w:val="28"/>
-          <w:lang w:val="en-US"/>
-        </w:rPr>
-        <w:t xml:space="preserve"> - </w:t>
-      </w:r>
-      <w:r>
-        <w:rPr>
-          <w:rFonts w:ascii="Times New Roman" w:hAnsi="Times New Roman" w:cs="Times New Roman"/>
-          <w:sz w:val="28"/>
-          <w:szCs w:val="28"/>
-          <w:lang w:val="en-US"/>
-        </w:rPr>
-        <w:t xml:space="preserve">Индексы выбранных групп. </w:t>
-      </w:r>
-      <w:r>
-        <w:rPr>
-          <w:rFonts w:ascii="Times New Roman" w:hAnsi="Times New Roman" w:cs="Times New Roman"/>
-          <w:sz w:val="28"/>
-          <w:szCs w:val="28"/>
-        </w:rPr>
-        <w:t>Хранит номера групп (индексы из списка _</w:t>
-      </w:r>
-      <w:r>
-        <w:rPr>
-          <w:rFonts w:ascii="Times New Roman" w:hAnsi="Times New Roman" w:cs="Times New Roman"/>
-          <w:sz w:val="28"/>
-          <w:szCs w:val="28"/>
-          <w:lang w:val="en-US"/>
-        </w:rPr>
-        <w:t>allGroups</w:t>
+        <w:t>List&lt;int&gt; selectedIn</w:t>
+      </w:r>
+      <w:r>
+        <w:rPr>
+          <w:rFonts w:ascii="Times New Roman" w:hAnsi="Times New Roman" w:cs="Times New Roman"/>
+          <w:sz w:val="28"/>
+          <w:szCs w:val="28"/>
+          <w:lang w:val="en-US"/>
+        </w:rPr>
+        <w:t>dex</w:t>
+      </w:r>
+      <w:r>
+        <w:rPr>
+          <w:rFonts w:ascii="Times New Roman" w:hAnsi="Times New Roman" w:cs="Times New Roman"/>
+          <w:sz w:val="28"/>
+          <w:szCs w:val="28"/>
+          <w:lang w:val="en-US"/>
+        </w:rPr>
+        <w:t xml:space="preserve"> - Индексы выбранных групп. </w:t>
+      </w:r>
+      <w:r>
+        <w:rPr>
+          <w:rFonts w:ascii="Times New Roman" w:hAnsi="Times New Roman" w:cs="Times New Roman"/>
+          <w:sz w:val="28"/>
+          <w:szCs w:val="28"/>
+        </w:rPr>
+        <w:t xml:space="preserve">Хранит номера групп (индексы из списка </w:t>
+      </w:r>
+      <w:r>
+        <w:rPr>
+          <w:rFonts w:ascii="Times New Roman" w:hAnsi="Times New Roman" w:cs="Times New Roman"/>
+          <w:sz w:val="28"/>
+          <w:szCs w:val="28"/>
+          <w:lang w:val="en-US"/>
+        </w:rPr>
+        <w:t>a</w:t>
+      </w:r>
+      <w:r>
+        <w:rPr>
+          <w:rFonts w:ascii="Times New Roman" w:hAnsi="Times New Roman" w:cs="Times New Roman"/>
+          <w:sz w:val="28"/>
+          <w:szCs w:val="28"/>
+          <w:lang w:val="en-US"/>
+        </w:rPr>
+        <w:t>llsymbols</w:t>
       </w:r>
       <w:r>
         <w:rPr>
@@ -949,19 +941,636 @@
     <w:p>
       <w:pPr>
         <w:spacing w:after="0" w:line="360" w:lineRule="auto"/>
+        <w:ind w:firstLine="709"/>
+        <w:jc w:val="both"/>
+        <w:rPr>
+          <w:rFonts w:ascii="Times New Roman" w:hAnsi="Times New Roman" w:cs="Times New Roman"/>
+          <w:sz w:val="28"/>
+          <w:szCs w:val="28"/>
+        </w:rPr>
+      </w:pPr>
+      <w:r>
+        <w:rPr>
+          <w:rFonts w:ascii="Times New Roman" w:hAnsi="Times New Roman" w:cs="Times New Roman"/>
+          <w:sz w:val="28"/>
+          <w:szCs w:val="28"/>
+          <w:lang w:val="en-US"/>
+        </w:rPr>
+        <w:t>void</w:t>
+      </w:r>
+      <w:r>
+        <w:rPr>
+          <w:rFonts w:ascii="Times New Roman" w:hAnsi="Times New Roman" w:cs="Times New Roman"/>
+          <w:sz w:val="28"/>
+          <w:szCs w:val="28"/>
+        </w:rPr>
+        <w:t xml:space="preserve"> </w:t>
+      </w:r>
+      <w:r>
+        <w:rPr>
+          <w:rFonts w:ascii="Times New Roman" w:hAnsi="Times New Roman" w:cs="Times New Roman"/>
+          <w:sz w:val="28"/>
+          <w:szCs w:val="28"/>
+          <w:lang w:val="en-US"/>
+        </w:rPr>
+        <w:t>SetSelectedSymbol</w:t>
+      </w:r>
+      <w:r>
+        <w:rPr>
+          <w:rFonts w:ascii="Times New Roman" w:hAnsi="Times New Roman" w:cs="Times New Roman"/>
+          <w:sz w:val="28"/>
+          <w:szCs w:val="28"/>
+        </w:rPr>
+        <w:t xml:space="preserve"> (</w:t>
+      </w:r>
+      <w:r>
+        <w:rPr>
+          <w:rFonts w:ascii="Times New Roman" w:hAnsi="Times New Roman" w:cs="Times New Roman"/>
+          <w:sz w:val="28"/>
+          <w:szCs w:val="28"/>
+          <w:lang w:val="en-US"/>
+        </w:rPr>
+        <w:t>List</w:t>
+      </w:r>
+      <w:r>
+        <w:rPr>
+          <w:rFonts w:ascii="Times New Roman" w:hAnsi="Times New Roman" w:cs="Times New Roman"/>
+          <w:sz w:val="28"/>
+          <w:szCs w:val="28"/>
+        </w:rPr>
+        <w:t>&lt;</w:t>
+      </w:r>
+      <w:r>
+        <w:rPr>
+          <w:rFonts w:ascii="Times New Roman" w:hAnsi="Times New Roman" w:cs="Times New Roman"/>
+          <w:sz w:val="28"/>
+          <w:szCs w:val="28"/>
+          <w:lang w:val="en-US"/>
+        </w:rPr>
+        <w:t>int</w:t>
+      </w:r>
+      <w:r>
+        <w:rPr>
+          <w:rFonts w:ascii="Times New Roman" w:hAnsi="Times New Roman" w:cs="Times New Roman"/>
+          <w:sz w:val="28"/>
+          <w:szCs w:val="28"/>
+        </w:rPr>
+        <w:t xml:space="preserve">&gt; </w:t>
+      </w:r>
+      <w:r>
+        <w:rPr>
+          <w:rFonts w:ascii="Times New Roman" w:hAnsi="Times New Roman" w:cs="Times New Roman"/>
+          <w:sz w:val="28"/>
+          <w:szCs w:val="28"/>
+          <w:lang w:val="en-US"/>
+        </w:rPr>
+        <w:t>index</w:t>
+      </w:r>
+      <w:r>
+        <w:rPr>
+          <w:rFonts w:ascii="Times New Roman" w:hAnsi="Times New Roman" w:cs="Times New Roman"/>
+          <w:sz w:val="28"/>
+          <w:szCs w:val="28"/>
+        </w:rPr>
+        <w:t xml:space="preserve">) – </w:t>
+      </w:r>
+      <w:r>
+        <w:rPr>
+          <w:rFonts w:ascii="Times New Roman" w:hAnsi="Times New Roman" w:cs="Times New Roman"/>
+          <w:sz w:val="28"/>
+          <w:szCs w:val="28"/>
+        </w:rPr>
+        <w:t>Принимает</w:t>
+      </w:r>
+      <w:r>
+        <w:rPr>
+          <w:rFonts w:ascii="Times New Roman" w:hAnsi="Times New Roman" w:cs="Times New Roman"/>
+          <w:sz w:val="28"/>
+          <w:szCs w:val="28"/>
+        </w:rPr>
+        <w:t xml:space="preserve"> </w:t>
+      </w:r>
+      <w:r>
+        <w:rPr>
+          <w:rFonts w:ascii="Times New Roman" w:hAnsi="Times New Roman" w:cs="Times New Roman"/>
+          <w:sz w:val="28"/>
+          <w:szCs w:val="28"/>
+        </w:rPr>
+        <w:t>список</w:t>
+      </w:r>
+      <w:r>
+        <w:rPr>
+          <w:rFonts w:ascii="Times New Roman" w:hAnsi="Times New Roman" w:cs="Times New Roman"/>
+          <w:sz w:val="28"/>
+          <w:szCs w:val="28"/>
+        </w:rPr>
+        <w:t xml:space="preserve"> </w:t>
+      </w:r>
+      <w:r>
+        <w:rPr>
+          <w:rFonts w:ascii="Times New Roman" w:hAnsi="Times New Roman" w:cs="Times New Roman"/>
+          <w:sz w:val="28"/>
+          <w:szCs w:val="28"/>
+        </w:rPr>
+        <w:t>индексов</w:t>
+      </w:r>
+      <w:r>
+        <w:rPr>
+          <w:rFonts w:ascii="Times New Roman" w:hAnsi="Times New Roman" w:cs="Times New Roman"/>
+          <w:sz w:val="28"/>
+          <w:szCs w:val="28"/>
+        </w:rPr>
+        <w:t xml:space="preserve"> </w:t>
+      </w:r>
+      <w:r>
+        <w:rPr>
+          <w:rFonts w:ascii="Times New Roman" w:hAnsi="Times New Roman" w:cs="Times New Roman"/>
+          <w:sz w:val="28"/>
+          <w:szCs w:val="28"/>
+        </w:rPr>
+        <w:t>выбр</w:t>
+      </w:r>
+      <w:r>
+        <w:rPr>
+          <w:rFonts w:ascii="Times New Roman" w:hAnsi="Times New Roman" w:cs="Times New Roman"/>
+          <w:sz w:val="28"/>
+          <w:szCs w:val="28"/>
+        </w:rPr>
+        <w:t>анных групп символов.</w:t>
+      </w:r>
+    </w:p>
+    <w:p>
+      <w:pPr>
+        <w:spacing w:after="0" w:line="360" w:lineRule="auto"/>
+        <w:ind w:firstLine="709"/>
+        <w:jc w:val="both"/>
+        <w:rPr>
+          <w:rFonts w:ascii="Times New Roman" w:hAnsi="Times New Roman" w:cs="Times New Roman"/>
+          <w:sz w:val="28"/>
+          <w:szCs w:val="28"/>
+        </w:rPr>
+      </w:pPr>
+      <w:r>
+        <w:rPr>
+          <w:rFonts w:ascii="Times New Roman" w:hAnsi="Times New Roman" w:cs="Times New Roman"/>
+          <w:sz w:val="28"/>
+          <w:szCs w:val="28"/>
+          <w:lang w:val="en-US"/>
+        </w:rPr>
+        <w:t>List</w:t>
+      </w:r>
+      <w:r>
+        <w:rPr>
+          <w:rFonts w:ascii="Times New Roman" w:hAnsi="Times New Roman" w:cs="Times New Roman"/>
+          <w:sz w:val="28"/>
+          <w:szCs w:val="28"/>
+        </w:rPr>
+        <w:t>&lt;</w:t>
+      </w:r>
+      <w:r>
+        <w:rPr>
+          <w:rFonts w:ascii="Times New Roman" w:hAnsi="Times New Roman" w:cs="Times New Roman"/>
+          <w:sz w:val="28"/>
+          <w:szCs w:val="28"/>
+          <w:lang w:val="en-US"/>
+        </w:rPr>
+        <w:t>string</w:t>
+      </w:r>
+      <w:r>
+        <w:rPr>
+          <w:rFonts w:ascii="Times New Roman" w:hAnsi="Times New Roman" w:cs="Times New Roman"/>
+          <w:sz w:val="28"/>
+          <w:szCs w:val="28"/>
+        </w:rPr>
+        <w:t xml:space="preserve">&gt; </w:t>
+      </w:r>
+      <w:r>
+        <w:rPr>
+          <w:rFonts w:ascii="Times New Roman" w:hAnsi="Times New Roman" w:cs="Times New Roman"/>
+          <w:sz w:val="28"/>
+          <w:szCs w:val="28"/>
+          <w:lang w:val="en-US"/>
+        </w:rPr>
+        <w:t>GetAllSymbols</w:t>
+      </w:r>
+      <w:r>
+        <w:rPr>
+          <w:rFonts w:ascii="Times New Roman" w:hAnsi="Times New Roman" w:cs="Times New Roman"/>
+          <w:sz w:val="28"/>
+          <w:szCs w:val="28"/>
+        </w:rPr>
+        <w:t xml:space="preserve">() – </w:t>
+      </w:r>
+      <w:r>
+        <w:rPr>
+          <w:rFonts w:ascii="Times New Roman" w:hAnsi="Times New Roman" w:cs="Times New Roman"/>
+          <w:sz w:val="28"/>
+          <w:szCs w:val="28"/>
+        </w:rPr>
+        <w:t>Возвращает</w:t>
+      </w:r>
+      <w:r>
+        <w:rPr>
+          <w:rFonts w:ascii="Times New Roman" w:hAnsi="Times New Roman" w:cs="Times New Roman"/>
+          <w:sz w:val="28"/>
+          <w:szCs w:val="28"/>
+        </w:rPr>
+        <w:t xml:space="preserve"> </w:t>
+      </w:r>
+      <w:r>
+        <w:rPr>
+          <w:rFonts w:ascii="Times New Roman" w:hAnsi="Times New Roman" w:cs="Times New Roman"/>
+          <w:sz w:val="28"/>
+          <w:szCs w:val="28"/>
+        </w:rPr>
+        <w:t>список</w:t>
+      </w:r>
+      <w:r>
+        <w:rPr>
+          <w:rFonts w:ascii="Times New Roman" w:hAnsi="Times New Roman" w:cs="Times New Roman"/>
+          <w:sz w:val="28"/>
+          <w:szCs w:val="28"/>
+        </w:rPr>
+        <w:t xml:space="preserve"> </w:t>
+      </w:r>
+      <w:r>
+        <w:rPr>
+          <w:rFonts w:ascii="Times New Roman" w:hAnsi="Times New Roman" w:cs="Times New Roman"/>
+          <w:sz w:val="28"/>
+          <w:szCs w:val="28"/>
+        </w:rPr>
+        <w:t>всех символов (чтобы на форме создать галочки и подписать их «строчные», «заглавные» и т.д)</w:t>
+      </w:r>
+    </w:p>
+    <w:p>
+      <w:pPr>
+        <w:spacing w:after="0" w:line="360" w:lineRule="auto"/>
+        <w:ind w:firstLine="709"/>
+        <w:jc w:val="both"/>
+        <w:rPr>
+          <w:rFonts w:ascii="Times New Roman" w:hAnsi="Times New Roman" w:cs="Times New Roman"/>
+          <w:sz w:val="28"/>
+          <w:szCs w:val="28"/>
+          <w:lang w:val="en-US"/>
+        </w:rPr>
+      </w:pPr>
+      <w:r>
+        <w:rPr>
+          <w:rFonts w:ascii="Times New Roman" w:hAnsi="Times New Roman" w:cs="Times New Roman"/>
+          <w:sz w:val="28"/>
+          <w:szCs w:val="28"/>
+          <w:lang w:val="en-US"/>
+        </w:rPr>
+        <w:t>string</w:t>
+      </w:r>
+      <w:r>
+        <w:rPr>
+          <w:rFonts w:ascii="Times New Roman" w:hAnsi="Times New Roman" w:cs="Times New Roman"/>
+          <w:sz w:val="28"/>
+          <w:szCs w:val="28"/>
+        </w:rPr>
+        <w:t xml:space="preserve"> </w:t>
+      </w:r>
+      <w:r>
+        <w:rPr>
+          <w:rFonts w:ascii="Times New Roman" w:hAnsi="Times New Roman" w:cs="Times New Roman"/>
+          <w:sz w:val="28"/>
+          <w:szCs w:val="28"/>
+          <w:lang w:val="en-US"/>
+        </w:rPr>
+        <w:t>GeneratePassword</w:t>
+      </w:r>
+      <w:r>
+        <w:rPr>
+          <w:rFonts w:ascii="Times New Roman" w:hAnsi="Times New Roman" w:cs="Times New Roman"/>
+          <w:sz w:val="28"/>
+          <w:szCs w:val="28"/>
+        </w:rPr>
+        <w:t xml:space="preserve">() – </w:t>
+      </w:r>
+      <w:r>
+        <w:rPr>
+          <w:rFonts w:ascii="Times New Roman" w:hAnsi="Times New Roman" w:cs="Times New Roman"/>
+          <w:sz w:val="28"/>
+          <w:szCs w:val="28"/>
+        </w:rPr>
+        <w:t>Генерирует</w:t>
+      </w:r>
+      <w:r>
+        <w:rPr>
+          <w:rFonts w:ascii="Times New Roman" w:hAnsi="Times New Roman" w:cs="Times New Roman"/>
+          <w:sz w:val="28"/>
+          <w:szCs w:val="28"/>
+        </w:rPr>
+        <w:t xml:space="preserve"> </w:t>
+      </w:r>
+      <w:r>
+        <w:rPr>
+          <w:rFonts w:ascii="Times New Roman" w:hAnsi="Times New Roman" w:cs="Times New Roman"/>
+          <w:sz w:val="28"/>
+          <w:szCs w:val="28"/>
+        </w:rPr>
+        <w:t>пароль</w:t>
+      </w:r>
+      <w:r>
+        <w:rPr>
+          <w:rFonts w:ascii="Times New Roman" w:hAnsi="Times New Roman" w:cs="Times New Roman"/>
+          <w:sz w:val="28"/>
+          <w:szCs w:val="28"/>
+        </w:rPr>
+        <w:t xml:space="preserve"> </w:t>
+      </w:r>
+      <w:r>
+        <w:rPr>
+          <w:rFonts w:ascii="Times New Roman" w:hAnsi="Times New Roman" w:cs="Times New Roman"/>
+          <w:sz w:val="28"/>
+          <w:szCs w:val="28"/>
+        </w:rPr>
+        <w:t xml:space="preserve">нужной длины </w:t>
+      </w:r>
+      <w:r>
+        <w:rPr>
+          <w:rFonts w:ascii="Times New Roman" w:hAnsi="Times New Roman" w:cs="Times New Roman"/>
+          <w:sz w:val="28"/>
+          <w:szCs w:val="28"/>
+          <w:lang w:val="en-US"/>
+        </w:rPr>
+        <w:t>LengthPassword</w:t>
+      </w:r>
+      <w:r>
+        <w:rPr>
+          <w:rFonts w:ascii="Times New Roman" w:hAnsi="Times New Roman" w:cs="Times New Roman"/>
+          <w:sz w:val="28"/>
+          <w:szCs w:val="28"/>
+        </w:rPr>
+        <w:t>.</w:t>
+      </w:r>
+    </w:p>
+    <w:p>
+      <w:pPr>
+        <w:spacing w:after="0" w:line="360" w:lineRule="auto"/>
+        <w:jc w:val="both"/>
+        <w:rPr>
+          <w:rFonts w:ascii="Times New Roman" w:hAnsi="Times New Roman" w:cs="Times New Roman"/>
+          <w:sz w:val="28"/>
+          <w:szCs w:val="28"/>
+          <w:lang w:val="en-US"/>
+        </w:rPr>
+      </w:pPr>
+      <w:r>
+        <w:rPr>
+          <w:rFonts w:ascii="Times New Roman" w:hAnsi="Times New Roman" w:cs="Times New Roman"/>
+          <w:sz w:val="28"/>
+          <w:szCs w:val="28"/>
+          <w:lang w:val="en-US"/>
+        </w:rPr>
+        <w:tab/>
+        <w:t>Void</w:t>
+      </w:r>
+      <w:r>
+        <w:rPr>
+          <w:rFonts w:ascii="Times New Roman" w:hAnsi="Times New Roman" w:cs="Times New Roman"/>
+          <w:sz w:val="28"/>
+          <w:szCs w:val="28"/>
+          <w:lang w:val="en-US"/>
+        </w:rPr>
+        <w:t xml:space="preserve"> </w:t>
+      </w:r>
+      <w:r>
+        <w:rPr>
+          <w:rFonts w:ascii="Times New Roman" w:hAnsi="Times New Roman" w:cs="Times New Roman"/>
+          <w:sz w:val="28"/>
+          <w:szCs w:val="28"/>
+          <w:lang w:val="en-US"/>
+        </w:rPr>
+        <w:t xml:space="preserve">UpdateActiveSymbols() – </w:t>
+      </w:r>
+      <w:r>
+        <w:rPr>
+          <w:rFonts w:ascii="Times New Roman" w:hAnsi="Times New Roman" w:cs="Times New Roman"/>
+          <w:sz w:val="28"/>
+          <w:szCs w:val="28"/>
+        </w:rPr>
+        <w:t>собирает</w:t>
+      </w:r>
+      <w:r>
+        <w:rPr>
+          <w:rFonts w:ascii="Times New Roman" w:hAnsi="Times New Roman" w:cs="Times New Roman"/>
+          <w:sz w:val="28"/>
+          <w:szCs w:val="28"/>
+          <w:lang w:val="en-US"/>
+        </w:rPr>
+        <w:t xml:space="preserve"> </w:t>
+      </w:r>
+      <w:r>
+        <w:rPr>
+          <w:rFonts w:ascii="Times New Roman" w:hAnsi="Times New Roman" w:cs="Times New Roman"/>
+          <w:sz w:val="28"/>
+          <w:szCs w:val="28"/>
+          <w:lang w:val="en-US"/>
+        </w:rPr>
+        <w:t xml:space="preserve">allsymbols </w:t>
+      </w:r>
+      <w:r>
+        <w:rPr>
+          <w:rFonts w:ascii="Times New Roman" w:hAnsi="Times New Roman" w:cs="Times New Roman"/>
+          <w:sz w:val="28"/>
+          <w:szCs w:val="28"/>
+        </w:rPr>
+        <w:t>из</w:t>
+      </w:r>
+      <w:r>
+        <w:rPr>
+          <w:rFonts w:ascii="Times New Roman" w:hAnsi="Times New Roman" w:cs="Times New Roman"/>
+          <w:sz w:val="28"/>
+          <w:szCs w:val="28"/>
+          <w:lang w:val="en-US"/>
+        </w:rPr>
+        <w:t xml:space="preserve"> </w:t>
+      </w:r>
+      <w:r>
+        <w:rPr>
+          <w:rFonts w:ascii="Times New Roman" w:hAnsi="Times New Roman" w:cs="Times New Roman"/>
+          <w:sz w:val="28"/>
+          <w:szCs w:val="28"/>
+        </w:rPr>
+        <w:t>групп</w:t>
+      </w:r>
+      <w:r>
+        <w:rPr>
+          <w:rFonts w:ascii="Times New Roman" w:hAnsi="Times New Roman" w:cs="Times New Roman"/>
+          <w:sz w:val="28"/>
+          <w:szCs w:val="28"/>
+          <w:lang w:val="en-US"/>
+        </w:rPr>
+        <w:t xml:space="preserve"> </w:t>
+      </w:r>
+      <w:r>
+        <w:rPr>
+          <w:rFonts w:ascii="Times New Roman" w:hAnsi="Times New Roman" w:cs="Times New Roman"/>
+          <w:sz w:val="28"/>
+          <w:szCs w:val="28"/>
+        </w:rPr>
+        <w:t>по</w:t>
+      </w:r>
+      <w:r>
+        <w:rPr>
+          <w:rFonts w:ascii="Times New Roman" w:hAnsi="Times New Roman" w:cs="Times New Roman"/>
+          <w:sz w:val="28"/>
+          <w:szCs w:val="28"/>
+          <w:lang w:val="en-US"/>
+        </w:rPr>
+        <w:t xml:space="preserve"> </w:t>
+      </w:r>
+      <w:r>
+        <w:rPr>
+          <w:rFonts w:ascii="Times New Roman" w:hAnsi="Times New Roman" w:cs="Times New Roman"/>
+          <w:sz w:val="28"/>
+          <w:szCs w:val="28"/>
+        </w:rPr>
+        <w:t>индексам</w:t>
+      </w:r>
+      <w:r>
+        <w:rPr>
+          <w:rFonts w:ascii="Times New Roman" w:hAnsi="Times New Roman" w:cs="Times New Roman"/>
+          <w:sz w:val="28"/>
+          <w:szCs w:val="28"/>
+          <w:lang w:val="en-US"/>
+        </w:rPr>
+        <w:t xml:space="preserve"> </w:t>
+      </w:r>
+      <w:r>
+        <w:rPr>
+          <w:rFonts w:ascii="Times New Roman" w:hAnsi="Times New Roman" w:cs="Times New Roman"/>
+          <w:sz w:val="28"/>
+          <w:szCs w:val="28"/>
+        </w:rPr>
+        <w:t>из</w:t>
+      </w:r>
+      <w:r>
+        <w:rPr>
+          <w:rFonts w:ascii="Times New Roman" w:hAnsi="Times New Roman" w:cs="Times New Roman"/>
+          <w:sz w:val="28"/>
+          <w:szCs w:val="28"/>
+          <w:lang w:val="en-US"/>
+        </w:rPr>
+        <w:t xml:space="preserve"> </w:t>
+      </w:r>
+      <w:r>
+        <w:rPr>
+          <w:rFonts w:ascii="Times New Roman" w:hAnsi="Times New Roman" w:cs="Times New Roman"/>
+          <w:sz w:val="28"/>
+          <w:szCs w:val="28"/>
+          <w:lang w:val="en-US"/>
+        </w:rPr>
+        <w:t>selectedIndex</w:t>
+      </w:r>
+    </w:p>
+    <w:p>
+      <w:pPr>
+        <w:spacing w:after="0" w:line="360" w:lineRule="auto"/>
+        <w:jc w:val="both"/>
+        <w:rPr>
+          <w:rFonts w:ascii="Times New Roman" w:hAnsi="Times New Roman" w:cs="Times New Roman"/>
+          <w:sz w:val="28"/>
+          <w:szCs w:val="28"/>
+        </w:rPr>
+      </w:pPr>
+      <w:r>
+        <w:rPr>
+          <w:rFonts w:ascii="Times New Roman" w:hAnsi="Times New Roman" w:cs="Times New Roman"/>
+          <w:sz w:val="28"/>
+          <w:szCs w:val="28"/>
+          <w:lang w:val="en-US"/>
+        </w:rPr>
+        <w:tab/>
+        <w:t>string</w:t>
+      </w:r>
+      <w:r>
+        <w:rPr>
+          <w:rFonts w:ascii="Times New Roman" w:hAnsi="Times New Roman" w:cs="Times New Roman"/>
+          <w:sz w:val="28"/>
+          <w:szCs w:val="28"/>
+        </w:rPr>
+        <w:t xml:space="preserve"> </w:t>
+      </w:r>
+      <w:r>
+        <w:rPr>
+          <w:rFonts w:ascii="Times New Roman" w:hAnsi="Times New Roman" w:cs="Times New Roman"/>
+          <w:sz w:val="28"/>
+          <w:szCs w:val="28"/>
+          <w:lang w:val="en-US"/>
+        </w:rPr>
+        <w:t>GetRandomSymbol</w:t>
+      </w:r>
+      <w:r>
+        <w:rPr>
+          <w:rFonts w:ascii="Times New Roman" w:hAnsi="Times New Roman" w:cs="Times New Roman"/>
+          <w:sz w:val="28"/>
+          <w:szCs w:val="28"/>
+        </w:rPr>
+        <w:t xml:space="preserve">() – </w:t>
+      </w:r>
+      <w:r>
+        <w:rPr>
+          <w:rFonts w:ascii="Times New Roman" w:hAnsi="Times New Roman" w:cs="Times New Roman"/>
+          <w:sz w:val="28"/>
+          <w:szCs w:val="28"/>
+        </w:rPr>
+        <w:t>возвращает</w:t>
+      </w:r>
+      <w:r>
+        <w:rPr>
+          <w:rFonts w:ascii="Times New Roman" w:hAnsi="Times New Roman" w:cs="Times New Roman"/>
+          <w:sz w:val="28"/>
+          <w:szCs w:val="28"/>
+        </w:rPr>
+        <w:t xml:space="preserve"> </w:t>
+      </w:r>
+      <w:r>
+        <w:rPr>
+          <w:rFonts w:ascii="Times New Roman" w:hAnsi="Times New Roman" w:cs="Times New Roman"/>
+          <w:sz w:val="28"/>
+          <w:szCs w:val="28"/>
+        </w:rPr>
+        <w:t xml:space="preserve">случайный символ из </w:t>
+      </w:r>
+      <w:r>
+        <w:rPr>
+          <w:rFonts w:ascii="Times New Roman" w:hAnsi="Times New Roman" w:cs="Times New Roman"/>
+          <w:sz w:val="28"/>
+          <w:szCs w:val="28"/>
+          <w:lang w:val="en-US"/>
+        </w:rPr>
+        <w:t>allsymbols</w:t>
+      </w:r>
+      <w:r>
+        <w:rPr>
+          <w:rFonts w:ascii="Times New Roman" w:hAnsi="Times New Roman" w:cs="Times New Roman"/>
+          <w:sz w:val="28"/>
+          <w:szCs w:val="28"/>
+        </w:rPr>
+        <w:t>.</w:t>
+      </w:r>
+    </w:p>
+    <w:p>
+      <w:pPr>
+        <w:spacing w:after="0" w:line="360" w:lineRule="auto"/>
         <w:ind w:firstLine="708"/>
         <w:jc w:val="both"/>
         <w:rPr>
           <w:rFonts w:ascii="Times New Roman" w:hAnsi="Times New Roman" w:cs="Times New Roman"/>
           <w:sz w:val="28"/>
           <w:szCs w:val="28"/>
-        </w:rPr>
-      </w:pPr>
-      <w:r>
-        <w:rPr>
-          <w:rFonts w:ascii="Times New Roman" w:hAnsi="Times New Roman" w:cs="Times New Roman"/>
-          <w:sz w:val="28"/>
-          <w:szCs w:val="28"/>
+          <w:lang w:val="en-US"/>
+        </w:rPr>
+      </w:pPr>
+      <w:r>
+        <w:rPr>
+          <w:rFonts w:ascii="Times New Roman" w:hAnsi="Times New Roman" w:cs="Times New Roman"/>
+          <w:sz w:val="28"/>
+          <w:szCs w:val="28"/>
+          <w:lang w:val="en-US"/>
         </w:rPr>
         <w:t>3)</w:t>
       </w:r>
@@ -978,6 +1587,7 @@
           <w:rFonts w:ascii="Times New Roman" w:hAnsi="Times New Roman" w:cs="Times New Roman"/>
           <w:sz w:val="28"/>
           <w:szCs w:val="28"/>
+          <w:lang w:val="en-US"/>
         </w:rPr>
         <w:t xml:space="preserve"> </w:t>
       </w:r>
@@ -994,6 +1604,7 @@
           <w:rFonts w:ascii="Times New Roman" w:hAnsi="Times New Roman" w:cs="Times New Roman"/>
           <w:sz w:val="28"/>
           <w:szCs w:val="28"/>
+          <w:lang w:val="en-US"/>
         </w:rPr>
         <w:t xml:space="preserve"> </w:t>
       </w:r>
@@ -1010,6 +1621,7 @@
           <w:rFonts w:ascii="Times New Roman" w:hAnsi="Times New Roman" w:cs="Times New Roman"/>
           <w:sz w:val="28"/>
           <w:szCs w:val="28"/>
+          <w:lang w:val="en-US"/>
         </w:rPr>
         <w:t xml:space="preserve"> </w:t>
       </w:r>
@@ -1027,6 +1639,7 @@
           <w:rFonts w:ascii="Times New Roman" w:hAnsi="Times New Roman" w:cs="Times New Roman"/>
           <w:sz w:val="28"/>
           <w:szCs w:val="28"/>
+          <w:lang w:val="en-US"/>
         </w:rPr>
         <w:t>.</w:t>
       </w:r>
@@ -1078,23 +1691,31 @@
           <w:szCs w:val="28"/>
           <w:lang w:val="en-US"/>
         </w:rPr>
-        <w:t>PasswordSettings</w:t>
-      </w:r>
-      <w:r>
-        <w:rPr>
-          <w:rFonts w:ascii="Times New Roman" w:hAnsi="Times New Roman" w:cs="Times New Roman"/>
-          <w:sz w:val="28"/>
-          <w:szCs w:val="28"/>
-        </w:rPr>
-        <w:t xml:space="preserve"> – </w:t>
-      </w:r>
-      <w:r>
-        <w:rPr>
-          <w:rFonts w:ascii="Times New Roman" w:hAnsi="Times New Roman" w:cs="Times New Roman"/>
-          <w:sz w:val="28"/>
-          <w:szCs w:val="28"/>
-        </w:rPr>
-        <w:t>Хранит входные данные, которые ввёл пользователь</w:t>
+        <w:t>PasswordGenerator</w:t>
+      </w:r>
+      <w:r>
+        <w:rPr>
+          <w:rFonts w:ascii="Times New Roman" w:hAnsi="Times New Roman" w:cs="Times New Roman"/>
+          <w:sz w:val="28"/>
+          <w:szCs w:val="28"/>
+        </w:rPr>
+        <w:t xml:space="preserve"> –</w:t>
+      </w:r>
+      <w:r>
+        <w:rPr>
+          <w:rFonts w:ascii="Times New Roman" w:hAnsi="Times New Roman" w:cs="Times New Roman"/>
+          <w:sz w:val="28"/>
+          <w:szCs w:val="28"/>
+        </w:rPr>
+        <w:t xml:space="preserve"> </w:t>
+      </w:r>
+      <w:r>
+        <w:rPr>
+          <w:rFonts w:ascii="Times New Roman" w:hAnsi="Times New Roman" w:cs="Times New Roman"/>
+          <w:sz w:val="28"/>
+          <w:szCs w:val="28"/>
+        </w:rPr>
+        <w:t>Содержит функции для создания пароля.</w:t>
       </w:r>
     </w:p>
     <w:p>
@@ -1115,129 +1736,6 @@
           <w:szCs w:val="28"/>
           <w:lang w:val="en-US"/>
         </w:rPr>
-        <w:t>PasswordGenerator</w:t>
-      </w:r>
-      <w:r>
-        <w:rPr>
-          <w:rFonts w:ascii="Times New Roman" w:hAnsi="Times New Roman" w:cs="Times New Roman"/>
-          <w:sz w:val="28"/>
-          <w:szCs w:val="28"/>
-        </w:rPr>
-        <w:t xml:space="preserve"> –</w:t>
-      </w:r>
-      <w:r>
-        <w:rPr>
-          <w:rFonts w:ascii="Times New Roman" w:hAnsi="Times New Roman" w:cs="Times New Roman"/>
-          <w:sz w:val="28"/>
-          <w:szCs w:val="28"/>
-        </w:rPr>
-        <w:t xml:space="preserve"> Содержит </w:t>
-      </w:r>
-      <w:r>
-        <w:rPr>
-          <w:rFonts w:ascii="Times New Roman" w:hAnsi="Times New Roman" w:cs="Times New Roman"/>
-          <w:sz w:val="28"/>
-          <w:szCs w:val="28"/>
-        </w:rPr>
-        <w:t>функцию для генерации пароля.</w:t>
-      </w:r>
-    </w:p>
-    <w:p>
-      <w:pPr>
-        <w:spacing w:after="0" w:line="360" w:lineRule="auto"/>
-        <w:ind w:firstLine="709"/>
-        <w:jc w:val="both"/>
-        <w:rPr>
-          <w:rFonts w:ascii="Times New Roman" w:hAnsi="Times New Roman" w:cs="Times New Roman"/>
-          <w:sz w:val="28"/>
-          <w:szCs w:val="28"/>
-        </w:rPr>
-      </w:pPr>
-      <w:r>
-        <w:rPr>
-          <w:rFonts w:ascii="Times New Roman" w:hAnsi="Times New Roman" w:cs="Times New Roman"/>
-          <w:sz w:val="28"/>
-          <w:szCs w:val="28"/>
-          <w:lang w:val="en-US"/>
-        </w:rPr>
-        <w:t>PasswordResult</w:t>
-      </w:r>
-      <w:r>
-        <w:rPr>
-          <w:rFonts w:ascii="Times New Roman" w:hAnsi="Times New Roman" w:cs="Times New Roman"/>
-          <w:sz w:val="28"/>
-          <w:szCs w:val="28"/>
-        </w:rPr>
-        <w:t xml:space="preserve"> – Содержит данные для проверки пароля.</w:t>
-      </w:r>
-    </w:p>
-    <w:p>
-      <w:pPr>
-        <w:spacing w:after="0" w:line="360" w:lineRule="auto"/>
-        <w:ind w:firstLine="709"/>
-        <w:jc w:val="both"/>
-        <w:rPr>
-          <w:rFonts w:ascii="Times New Roman" w:hAnsi="Times New Roman" w:cs="Times New Roman"/>
-          <w:sz w:val="28"/>
-          <w:szCs w:val="28"/>
-        </w:rPr>
-      </w:pPr>
-      <w:r>
-        <w:rPr>
-          <w:rFonts w:ascii="Times New Roman" w:hAnsi="Times New Roman" w:cs="Times New Roman"/>
-          <w:sz w:val="28"/>
-          <w:szCs w:val="28"/>
-          <w:lang w:val="en-US"/>
-        </w:rPr>
-        <w:t>PasswordChecker</w:t>
-      </w:r>
-      <w:r>
-        <w:rPr>
-          <w:rFonts w:ascii="Times New Roman" w:hAnsi="Times New Roman" w:cs="Times New Roman"/>
-          <w:sz w:val="28"/>
-          <w:szCs w:val="28"/>
-        </w:rPr>
-        <w:t xml:space="preserve"> – </w:t>
-      </w:r>
-      <w:r>
-        <w:rPr>
-          <w:rFonts w:ascii="Times New Roman" w:hAnsi="Times New Roman" w:cs="Times New Roman"/>
-          <w:sz w:val="28"/>
-          <w:szCs w:val="28"/>
-        </w:rPr>
-        <w:t>Функция, для проверки надёжности пароля.</w:t>
-      </w:r>
-    </w:p>
-    <w:p>
-      <w:pPr>
-        <w:spacing w:after="0" w:line="360" w:lineRule="auto"/>
-        <w:ind w:firstLine="709"/>
-        <w:jc w:val="both"/>
-        <w:rPr>
-          <w:rFonts w:ascii="Times New Roman" w:hAnsi="Times New Roman" w:cs="Times New Roman"/>
-          <w:sz w:val="28"/>
-          <w:szCs w:val="28"/>
-        </w:rPr>
-      </w:pPr>
-    </w:p>
-    <w:p>
-      <w:pPr>
-        <w:spacing w:after="0" w:line="360" w:lineRule="auto"/>
-        <w:ind w:firstLine="709"/>
-        <w:jc w:val="both"/>
-        <w:rPr>
-          <w:rFonts w:ascii="Times New Roman" w:hAnsi="Times New Roman" w:cs="Times New Roman"/>
-          <w:sz w:val="28"/>
-          <w:szCs w:val="28"/>
-        </w:rPr>
-      </w:pPr>
-      <w:r>
-        <w:rPr>
-          <w:rFonts w:ascii="Times New Roman" w:hAnsi="Times New Roman" w:cs="Times New Roman"/>
-          <w:sz w:val="28"/>
-          <w:szCs w:val="28"/>
-          <w:lang w:val="en-US"/>
-        </w:rPr>
         <w:t>View</w:t>
       </w:r>
       <w:r>
@@ -1282,19 +1780,109 @@
           <w:sz w:val="28"/>
           <w:szCs w:val="28"/>
         </w:rPr>
-        <w:t xml:space="preserve"> – Главная форма программы, отображает интерфейс, а также принимает ввод данных пользователя и выводит результат.</w:t>
-      </w:r>
-    </w:p>
-    <w:p>
-      <w:pPr>
-        <w:spacing w:after="0" w:line="360" w:lineRule="auto"/>
-        <w:jc w:val="both"/>
-        <w:rPr>
-          <w:rFonts w:ascii="Times New Roman" w:hAnsi="Times New Roman" w:cs="Times New Roman"/>
-          <w:sz w:val="28"/>
-          <w:szCs w:val="28"/>
-        </w:rPr>
-      </w:pPr>
+        <w:t xml:space="preserve"> – Главная форма программы</w:t>
+      </w:r>
+      <w:r>
+        <w:rPr>
+          <w:rFonts w:ascii="Times New Roman" w:hAnsi="Times New Roman" w:cs="Times New Roman"/>
+          <w:sz w:val="28"/>
+          <w:szCs w:val="28"/>
+        </w:rPr>
+        <w:t xml:space="preserve">. На неё будут реализованы несколько </w:t>
+      </w:r>
+      <w:r>
+        <w:rPr>
+          <w:rFonts w:ascii="Times New Roman" w:hAnsi="Times New Roman" w:cs="Times New Roman"/>
+          <w:sz w:val="28"/>
+          <w:szCs w:val="28"/>
+          <w:lang w:val="en-US"/>
+        </w:rPr>
+        <w:t>checkbox</w:t>
+      </w:r>
+      <w:r>
+        <w:rPr>
+          <w:rFonts w:ascii="Times New Roman" w:hAnsi="Times New Roman" w:cs="Times New Roman"/>
+          <w:sz w:val="28"/>
+          <w:szCs w:val="28"/>
+        </w:rPr>
+        <w:t xml:space="preserve">, каждому чекбоксу будет соответствовать индекс группы </w:t>
+      </w:r>
+      <w:r>
+        <w:rPr>
+          <w:rFonts w:ascii="Times New Roman" w:hAnsi="Times New Roman" w:cs="Times New Roman"/>
+          <w:sz w:val="28"/>
+          <w:szCs w:val="28"/>
+          <w:lang w:val="en-US"/>
+        </w:rPr>
+        <w:t>allsymbols</w:t>
+      </w:r>
+      <w:r>
+        <w:rPr>
+          <w:rFonts w:ascii="Times New Roman" w:hAnsi="Times New Roman" w:cs="Times New Roman"/>
+          <w:sz w:val="28"/>
+          <w:szCs w:val="28"/>
+        </w:rPr>
+        <w:t>.</w:t>
+      </w:r>
+      <w:r>
+        <w:rPr>
+          <w:rFonts w:ascii="Times New Roman" w:hAnsi="Times New Roman" w:cs="Times New Roman"/>
+          <w:sz w:val="28"/>
+          <w:szCs w:val="28"/>
+        </w:rPr>
+        <w:t xml:space="preserve"> Реализован будет </w:t>
+      </w:r>
+      <w:r>
+        <w:rPr>
+          <w:rFonts w:ascii="Times New Roman" w:hAnsi="Times New Roman" w:cs="Times New Roman"/>
+          <w:sz w:val="28"/>
+          <w:szCs w:val="28"/>
+          <w:lang w:val="en-US"/>
+        </w:rPr>
+        <w:t>RichTextBox</w:t>
+      </w:r>
+      <w:r>
+        <w:rPr>
+          <w:rFonts w:ascii="Times New Roman" w:hAnsi="Times New Roman" w:cs="Times New Roman"/>
+          <w:sz w:val="28"/>
+          <w:szCs w:val="28"/>
+        </w:rPr>
+        <w:t xml:space="preserve">, куда будет выводиться готовый пароль, также добавим </w:t>
+      </w:r>
+      <w:r>
+        <w:rPr>
+          <w:rFonts w:ascii="Times New Roman" w:hAnsi="Times New Roman" w:cs="Times New Roman"/>
+          <w:sz w:val="28"/>
+          <w:szCs w:val="28"/>
+          <w:lang w:val="en-US"/>
+        </w:rPr>
+        <w:t>NumericIpDown</w:t>
+      </w:r>
+      <w:r>
+        <w:rPr>
+          <w:rFonts w:ascii="Times New Roman" w:hAnsi="Times New Roman" w:cs="Times New Roman"/>
+          <w:sz w:val="28"/>
+          <w:szCs w:val="28"/>
+        </w:rPr>
+        <w:t xml:space="preserve">, чтобы указывать длину пароля и создадим </w:t>
+      </w:r>
+      <w:r>
+        <w:rPr>
+          <w:rFonts w:ascii="Times New Roman" w:hAnsi="Times New Roman" w:cs="Times New Roman"/>
+          <w:sz w:val="28"/>
+          <w:szCs w:val="28"/>
+          <w:lang w:val="en-US"/>
+        </w:rPr>
+        <w:t>Button</w:t>
+      </w:r>
+      <w:r>
+        <w:rPr>
+          <w:rFonts w:ascii="Times New Roman" w:hAnsi="Times New Roman" w:cs="Times New Roman"/>
+          <w:sz w:val="28"/>
+          <w:szCs w:val="28"/>
+        </w:rPr>
+        <w:t>, которая после нажатия будет генерировать пароль.</w:t>
+      </w:r>
     </w:p>
     <w:p>
       <w:pPr>
@@ -1863,6 +2451,7 @@
   <w:style w:type="character" w:default="1" w:styleId="a0">
     <w:name w:val="Default Paragraph Font"/>
     <w:uiPriority w:val="1"/>
+    <w:semiHidden/>
     <w:unhideWhenUsed/>
   </w:style>
   <w:style w:type="table" w:default="1" w:styleId="a1">
